--- a/Florian/Glossaire Bisoly.docx
+++ b/Florian/Glossaire Bisoly.docx
@@ -7,7 +7,15 @@
         <w:pStyle w:val="Style"/>
       </w:pPr>
       <w:r>
-        <w:t xml:space="preserve">Glossaire Bisoly </w:t>
+        <w:t xml:space="preserve">Glossaire </w:t>
+      </w:r>
+      <w:proofErr w:type="spellStart"/>
+      <w:r>
+        <w:t>Bisoly</w:t>
+      </w:r>
+      <w:proofErr w:type="spellEnd"/>
+      <w:r>
+        <w:t xml:space="preserve"> </w:t>
       </w:r>
     </w:p>
     <w:p/>
@@ -59,7 +67,35 @@
           <w:lang w:eastAsia="fr-FR"/>
         </w:rPr>
         <w:br/>
-        <w:t>On y voit les acteurs (personnes ou systèmes externes) et les cas d’utilisation (fonctionnalités : « gérer les gabarits », « consulter les informations », etc.), avec des relations entre eux (include, extend).</w:t>
+        <w:t>On y voit les acteurs (personnes ou systèmes externes) et les cas d’utilisation (fonctionnalités : « gérer les gabarits », « consulter les informations », etc.), avec des relations entre eux (</w:t>
+      </w:r>
+      <w:proofErr w:type="spellStart"/>
+      <w:r>
+        <w:rPr>
+          <w:lang w:eastAsia="fr-FR"/>
+        </w:rPr>
+        <w:t>include</w:t>
+      </w:r>
+      <w:proofErr w:type="spellEnd"/>
+      <w:r>
+        <w:rPr>
+          <w:lang w:eastAsia="fr-FR"/>
+        </w:rPr>
+        <w:t xml:space="preserve">, </w:t>
+      </w:r>
+      <w:proofErr w:type="spellStart"/>
+      <w:r>
+        <w:rPr>
+          <w:lang w:eastAsia="fr-FR"/>
+        </w:rPr>
+        <w:t>extend</w:t>
+      </w:r>
+      <w:proofErr w:type="spellEnd"/>
+      <w:r>
+        <w:rPr>
+          <w:lang w:eastAsia="fr-FR"/>
+        </w:rPr>
+        <w:t>).</w:t>
       </w:r>
     </w:p>
     <w:p>
@@ -162,7 +198,23 @@
       </w:r>
       <w:r>
         <w:br/>
-        <w:t>Il présente les classes (Utilisateur, Gabarit, Contenu, RaspberryPi), leurs attributs (id, login, contenuHTML…) et leurs méthodes</w:t>
+        <w:t xml:space="preserve">Il présente les classes (Utilisateur, Gabarit, Contenu, </w:t>
+      </w:r>
+      <w:proofErr w:type="spellStart"/>
+      <w:r>
+        <w:t>RaspberryPi</w:t>
+      </w:r>
+      <w:proofErr w:type="spellEnd"/>
+      <w:r>
+        <w:t xml:space="preserve">), leurs attributs (id, login, </w:t>
+      </w:r>
+      <w:proofErr w:type="spellStart"/>
+      <w:r>
+        <w:t>contenuHTML</w:t>
+      </w:r>
+      <w:proofErr w:type="spellEnd"/>
+      <w:r>
+        <w:t>…) et leurs méthodes</w:t>
       </w:r>
     </w:p>
     <w:p>
@@ -265,12 +317,37 @@
           <w:lang w:eastAsia="fr-FR"/>
         </w:rPr>
       </w:pPr>
+      <w:proofErr w:type="spellStart"/>
       <w:r>
         <w:rPr>
           <w:b/>
           <w:bCs/>
         </w:rPr>
-        <w:t>Include (&lt;&lt;include&gt;&gt;)</w:t>
+        <w:t>Include</w:t>
+      </w:r>
+      <w:proofErr w:type="spellEnd"/>
+      <w:r>
+        <w:rPr>
+          <w:b/>
+          <w:bCs/>
+        </w:rPr>
+        <w:t xml:space="preserve"> (&lt;&lt;</w:t>
+      </w:r>
+      <w:proofErr w:type="spellStart"/>
+      <w:r>
+        <w:rPr>
+          <w:b/>
+          <w:bCs/>
+        </w:rPr>
+        <w:t>include</w:t>
+      </w:r>
+      <w:proofErr w:type="spellEnd"/>
+      <w:r>
+        <w:rPr>
+          <w:b/>
+          <w:bCs/>
+        </w:rPr>
+        <w:t>&gt;&gt;)</w:t>
       </w:r>
       <w:r>
         <w:rPr>
@@ -311,12 +388,37 @@
           <w:lang w:eastAsia="fr-FR"/>
         </w:rPr>
       </w:pPr>
+      <w:proofErr w:type="spellStart"/>
       <w:r>
         <w:rPr>
           <w:b/>
           <w:bCs/>
         </w:rPr>
-        <w:t>Extend (&lt;&lt;extend&gt;&gt;)</w:t>
+        <w:t>Extend</w:t>
+      </w:r>
+      <w:proofErr w:type="spellEnd"/>
+      <w:r>
+        <w:rPr>
+          <w:b/>
+          <w:bCs/>
+        </w:rPr>
+        <w:t xml:space="preserve"> (&lt;&lt;</w:t>
+      </w:r>
+      <w:proofErr w:type="spellStart"/>
+      <w:r>
+        <w:rPr>
+          <w:b/>
+          <w:bCs/>
+        </w:rPr>
+        <w:t>extend</w:t>
+      </w:r>
+      <w:proofErr w:type="spellEnd"/>
+      <w:r>
+        <w:rPr>
+          <w:b/>
+          <w:bCs/>
+        </w:rPr>
+        <w:t>&gt;&gt;)</w:t>
       </w:r>
       <w:r>
         <w:rPr>
@@ -345,6 +447,19 @@
           <w:lang w:eastAsia="fr-FR"/>
         </w:rPr>
         <w:t xml:space="preserve">Il est en flèche pleine  </w:t>
+      </w:r>
+    </w:p>
+    <w:p>
+      <w:r>
+        <w:t xml:space="preserve">Fa : Fast </w:t>
+      </w:r>
+      <w:proofErr w:type="spellStart"/>
+      <w:r>
+        <w:t>ethernet</w:t>
+      </w:r>
+      <w:proofErr w:type="spellEnd"/>
+      <w:r>
+        <w:t xml:space="preserve"> dans notre cas la fibre </w:t>
       </w:r>
     </w:p>
     <w:p/>

--- a/Florian/Glossaire Bisoly.docx
+++ b/Florian/Glossaire Bisoly.docx
@@ -460,6 +460,11 @@
       <w:proofErr w:type="spellEnd"/>
       <w:r>
         <w:t xml:space="preserve"> dans notre cas la fibre </w:t>
+      </w:r>
+    </w:p>
+    <w:p>
+      <w:r>
+        <w:t xml:space="preserve">Relation </w:t>
       </w:r>
     </w:p>
     <w:p/>

--- a/Florian/Glossaire Bisoly.docx
+++ b/Florian/Glossaire Bisoly.docx
@@ -460,6 +460,17 @@
       <w:proofErr w:type="spellEnd"/>
       <w:r>
         <w:t xml:space="preserve"> dans notre cas la fibre </w:t>
+      </w:r>
+    </w:p>
+    <w:p/>
+    <w:p>
+      <w:r>
+        <w:t xml:space="preserve">Id : </w:t>
+      </w:r>
+    </w:p>
+    <w:p>
+      <w:r>
+        <w:t xml:space="preserve">String : </w:t>
       </w:r>
     </w:p>
     <w:p/>

--- a/Florian/Glossaire Bisoly.docx
+++ b/Florian/Glossaire Bisoly.docx
@@ -1,6 +1,6 @@
 
 <file path=word/document.xml><?xml version="1.0" encoding="utf-8"?>
-<w:document xmlns:wpc="http://schemas.microsoft.com/office/word/2010/wordprocessingCanvas" xmlns:cx="http://schemas.microsoft.com/office/drawing/2014/chartex" xmlns:cx1="http://schemas.microsoft.com/office/drawing/2015/9/8/chartex" xmlns:cx2="http://schemas.microsoft.com/office/drawing/2015/10/21/chartex" xmlns:cx3="http://schemas.microsoft.com/office/drawing/2016/5/9/chartex" xmlns:cx4="http://schemas.microsoft.com/office/drawing/2016/5/10/chartex" xmlns:cx5="http://schemas.microsoft.com/office/drawing/2016/5/11/chartex" xmlns:cx6="http://schemas.microsoft.com/office/drawing/2016/5/12/chartex" xmlns:cx7="http://schemas.microsoft.com/office/drawing/2016/5/13/chartex" xmlns:cx8="http://schemas.microsoft.com/office/drawing/2016/5/14/chartex" xmlns:mc="http://schemas.openxmlformats.org/markup-compatibility/2006" xmlns:aink="http://schemas.microsoft.com/office/drawing/2016/ink" xmlns:am3d="http://schemas.microsoft.com/office/drawing/2017/model3d" xmlns:o="urn:schemas-microsoft-com:office:office" xmlns:r="http://schemas.openxmlformats.org/officeDocument/2006/relationships" xmlns:m="http://schemas.openxmlformats.org/officeDocument/2006/math" xmlns:v="urn:schemas-microsoft-com:vml" xmlns:wp14="http://schemas.microsoft.com/office/word/2010/wordprocessingDrawing" xmlns:wp="http://schemas.openxmlformats.org/drawingml/2006/wordprocessingDrawing" xmlns:w10="urn:schemas-microsoft-com:office:word" xmlns:w="http://schemas.openxmlformats.org/wordprocessingml/2006/main" xmlns:w14="http://schemas.microsoft.com/office/word/2010/wordml" xmlns:w15="http://schemas.microsoft.com/office/word/2012/wordml" xmlns:w16cex="http://schemas.microsoft.com/office/word/2018/wordml/cex" xmlns:w16cid="http://schemas.microsoft.com/office/word/2016/wordml/cid" xmlns:w16="http://schemas.microsoft.com/office/word/2018/wordml" xmlns:w16sdtdh="http://schemas.microsoft.com/office/word/2020/wordml/sdtdatahash" xmlns:w16se="http://schemas.microsoft.com/office/word/2015/wordml/symex" xmlns:wpg="http://schemas.microsoft.com/office/word/2010/wordprocessingGroup" xmlns:wpi="http://schemas.microsoft.com/office/word/2010/wordprocessingInk" xmlns:wne="http://schemas.microsoft.com/office/word/2006/wordml" xmlns:wps="http://schemas.microsoft.com/office/word/2010/wordprocessingShape" mc:Ignorable="w14 w15 w16se w16cid w16 w16cex w16sdtdh wp14">
+<w:document xmlns:wpc="http://schemas.microsoft.com/office/word/2010/wordprocessingCanvas" xmlns:cx="http://schemas.microsoft.com/office/drawing/2014/chartex" xmlns:cx1="http://schemas.microsoft.com/office/drawing/2015/9/8/chartex" xmlns:cx2="http://schemas.microsoft.com/office/drawing/2015/10/21/chartex" xmlns:cx3="http://schemas.microsoft.com/office/drawing/2016/5/9/chartex" xmlns:cx4="http://schemas.microsoft.com/office/drawing/2016/5/10/chartex" xmlns:cx5="http://schemas.microsoft.com/office/drawing/2016/5/11/chartex" xmlns:cx6="http://schemas.microsoft.com/office/drawing/2016/5/12/chartex" xmlns:cx7="http://schemas.microsoft.com/office/drawing/2016/5/13/chartex" xmlns:cx8="http://schemas.microsoft.com/office/drawing/2016/5/14/chartex" xmlns:mc="http://schemas.openxmlformats.org/markup-compatibility/2006" xmlns:aink="http://schemas.microsoft.com/office/drawing/2016/ink" xmlns:am3d="http://schemas.microsoft.com/office/drawing/2017/model3d" xmlns:o="urn:schemas-microsoft-com:office:office" xmlns:oel="http://schemas.microsoft.com/office/2019/extlst" xmlns:r="http://schemas.openxmlformats.org/officeDocument/2006/relationships" xmlns:m="http://schemas.openxmlformats.org/officeDocument/2006/math" xmlns:v="urn:schemas-microsoft-com:vml" xmlns:wp14="http://schemas.microsoft.com/office/word/2010/wordprocessingDrawing" xmlns:wp="http://schemas.openxmlformats.org/drawingml/2006/wordprocessingDrawing" xmlns:w10="urn:schemas-microsoft-com:office:word" xmlns:w="http://schemas.openxmlformats.org/wordprocessingml/2006/main" xmlns:w14="http://schemas.microsoft.com/office/word/2010/wordml" xmlns:w15="http://schemas.microsoft.com/office/word/2012/wordml" xmlns:w16cex="http://schemas.microsoft.com/office/word/2018/wordml/cex" xmlns:w16cid="http://schemas.microsoft.com/office/word/2016/wordml/cid" xmlns:w16="http://schemas.microsoft.com/office/word/2018/wordml" xmlns:w16sdtdh="http://schemas.microsoft.com/office/word/2020/wordml/sdtdatahash" xmlns:w16se="http://schemas.microsoft.com/office/word/2015/wordml/symex" xmlns:wpg="http://schemas.microsoft.com/office/word/2010/wordprocessingGroup" xmlns:wpi="http://schemas.microsoft.com/office/word/2010/wordprocessingInk" xmlns:wne="http://schemas.microsoft.com/office/word/2006/wordml" xmlns:wps="http://schemas.microsoft.com/office/word/2010/wordprocessingShape" mc:Ignorable="w14 w15 w16se w16cid w16 w16cex w16sdtdh wp14">
   <w:body>
     <w:p>
       <w:pPr>
@@ -473,7 +473,77 @@
         <w:t xml:space="preserve">String : </w:t>
       </w:r>
     </w:p>
-    <w:p/>
+    <w:p>
+      <w:pPr>
+        <w:rPr>
+          <w:b/>
+          <w:bCs/>
+        </w:rPr>
+      </w:pPr>
+      <w:proofErr w:type="spellStart"/>
+      <w:r>
+        <w:rPr>
+          <w:b/>
+          <w:bCs/>
+        </w:rPr>
+        <w:t>Blocmap</w:t>
+      </w:r>
+      <w:proofErr w:type="spellEnd"/>
+      <w:r>
+        <w:rPr>
+          <w:b/>
+          <w:bCs/>
+        </w:rPr>
+        <w:t xml:space="preserve"> </w:t>
+      </w:r>
+      <w:r>
+        <w:rPr>
+          <w:b/>
+          <w:bCs/>
+        </w:rPr>
+        <w:t>Un fichier qui découpe ton .exe en petits morceaux et note ce qu'il y a dans chacun.</w:t>
+      </w:r>
+    </w:p>
+    <w:p>
+      <w:pPr>
+        <w:rPr>
+          <w:b/>
+          <w:bCs/>
+        </w:rPr>
+      </w:pPr>
+      <w:r>
+        <w:rPr>
+          <w:b/>
+          <w:bCs/>
+        </w:rPr>
+        <w:lastRenderedPageBreak/>
+        <w:t xml:space="preserve">Ça permet de dire "cette partie n'a pas changé, inutile de la </w:t>
+      </w:r>
+      <w:proofErr w:type="spellStart"/>
+      <w:r>
+        <w:rPr>
+          <w:b/>
+          <w:bCs/>
+        </w:rPr>
+        <w:t>re-télécharger</w:t>
+      </w:r>
+      <w:proofErr w:type="spellEnd"/>
+      <w:r>
+        <w:rPr>
+          <w:b/>
+          <w:bCs/>
+        </w:rPr>
+        <w:t>" quand tu mets à jour l'application.</w:t>
+      </w:r>
+    </w:p>
+    <w:p>
+      <w:pPr>
+        <w:rPr>
+          <w:b/>
+          <w:bCs/>
+        </w:rPr>
+      </w:pPr>
+    </w:p>
     <w:sectPr>
       <w:pgSz w:w="11906" w:h="16838"/>
       <w:pgMar w:top="1417" w:right="1417" w:bottom="1417" w:left="1417" w:header="708" w:footer="708" w:gutter="0"/>
@@ -485,7 +555,7 @@
 </file>
 
 <file path=word/numbering.xml><?xml version="1.0" encoding="utf-8"?>
-<w:numbering xmlns:wpc="http://schemas.microsoft.com/office/word/2010/wordprocessingCanvas" xmlns:cx="http://schemas.microsoft.com/office/drawing/2014/chartex" xmlns:cx1="http://schemas.microsoft.com/office/drawing/2015/9/8/chartex" xmlns:cx2="http://schemas.microsoft.com/office/drawing/2015/10/21/chartex" xmlns:cx3="http://schemas.microsoft.com/office/drawing/2016/5/9/chartex" xmlns:cx4="http://schemas.microsoft.com/office/drawing/2016/5/10/chartex" xmlns:cx5="http://schemas.microsoft.com/office/drawing/2016/5/11/chartex" xmlns:cx6="http://schemas.microsoft.com/office/drawing/2016/5/12/chartex" xmlns:cx7="http://schemas.microsoft.com/office/drawing/2016/5/13/chartex" xmlns:cx8="http://schemas.microsoft.com/office/drawing/2016/5/14/chartex" xmlns:mc="http://schemas.openxmlformats.org/markup-compatibility/2006" xmlns:aink="http://schemas.microsoft.com/office/drawing/2016/ink" xmlns:am3d="http://schemas.microsoft.com/office/drawing/2017/model3d" xmlns:o="urn:schemas-microsoft-com:office:office" xmlns:r="http://schemas.openxmlformats.org/officeDocument/2006/relationships" xmlns:m="http://schemas.openxmlformats.org/officeDocument/2006/math" xmlns:v="urn:schemas-microsoft-com:vml" xmlns:wp14="http://schemas.microsoft.com/office/word/2010/wordprocessingDrawing" xmlns:wp="http://schemas.openxmlformats.org/drawingml/2006/wordprocessingDrawing" xmlns:w10="urn:schemas-microsoft-com:office:word" xmlns:w="http://schemas.openxmlformats.org/wordprocessingml/2006/main" xmlns:w14="http://schemas.microsoft.com/office/word/2010/wordml" xmlns:w15="http://schemas.microsoft.com/office/word/2012/wordml" xmlns:w16cex="http://schemas.microsoft.com/office/word/2018/wordml/cex" xmlns:w16cid="http://schemas.microsoft.com/office/word/2016/wordml/cid" xmlns:w16="http://schemas.microsoft.com/office/word/2018/wordml" xmlns:w16sdtdh="http://schemas.microsoft.com/office/word/2020/wordml/sdtdatahash" xmlns:w16se="http://schemas.microsoft.com/office/word/2015/wordml/symex" xmlns:wpg="http://schemas.microsoft.com/office/word/2010/wordprocessingGroup" xmlns:wpi="http://schemas.microsoft.com/office/word/2010/wordprocessingInk" xmlns:wne="http://schemas.microsoft.com/office/word/2006/wordml" xmlns:wps="http://schemas.microsoft.com/office/word/2010/wordprocessingShape" mc:Ignorable="w14 w15 w16se w16cid w16 w16cex w16sdtdh wp14">
+<w:numbering xmlns:wpc="http://schemas.microsoft.com/office/word/2010/wordprocessingCanvas" xmlns:cx="http://schemas.microsoft.com/office/drawing/2014/chartex" xmlns:cx1="http://schemas.microsoft.com/office/drawing/2015/9/8/chartex" xmlns:cx2="http://schemas.microsoft.com/office/drawing/2015/10/21/chartex" xmlns:cx3="http://schemas.microsoft.com/office/drawing/2016/5/9/chartex" xmlns:cx4="http://schemas.microsoft.com/office/drawing/2016/5/10/chartex" xmlns:cx5="http://schemas.microsoft.com/office/drawing/2016/5/11/chartex" xmlns:cx6="http://schemas.microsoft.com/office/drawing/2016/5/12/chartex" xmlns:cx7="http://schemas.microsoft.com/office/drawing/2016/5/13/chartex" xmlns:cx8="http://schemas.microsoft.com/office/drawing/2016/5/14/chartex" xmlns:mc="http://schemas.openxmlformats.org/markup-compatibility/2006" xmlns:aink="http://schemas.microsoft.com/office/drawing/2016/ink" xmlns:am3d="http://schemas.microsoft.com/office/drawing/2017/model3d" xmlns:o="urn:schemas-microsoft-com:office:office" xmlns:oel="http://schemas.microsoft.com/office/2019/extlst" xmlns:r="http://schemas.openxmlformats.org/officeDocument/2006/relationships" xmlns:m="http://schemas.openxmlformats.org/officeDocument/2006/math" xmlns:v="urn:schemas-microsoft-com:vml" xmlns:wp14="http://schemas.microsoft.com/office/word/2010/wordprocessingDrawing" xmlns:wp="http://schemas.openxmlformats.org/drawingml/2006/wordprocessingDrawing" xmlns:w10="urn:schemas-microsoft-com:office:word" xmlns:w="http://schemas.openxmlformats.org/wordprocessingml/2006/main" xmlns:w14="http://schemas.microsoft.com/office/word/2010/wordml" xmlns:w15="http://schemas.microsoft.com/office/word/2012/wordml" xmlns:w16cex="http://schemas.microsoft.com/office/word/2018/wordml/cex" xmlns:w16cid="http://schemas.microsoft.com/office/word/2016/wordml/cid" xmlns:w16="http://schemas.microsoft.com/office/word/2018/wordml" xmlns:w16sdtdh="http://schemas.microsoft.com/office/word/2020/wordml/sdtdatahash" xmlns:w16se="http://schemas.microsoft.com/office/word/2015/wordml/symex" xmlns:wpg="http://schemas.microsoft.com/office/word/2010/wordprocessingGroup" xmlns:wpi="http://schemas.microsoft.com/office/word/2010/wordprocessingInk" xmlns:wne="http://schemas.microsoft.com/office/word/2006/wordml" xmlns:wps="http://schemas.microsoft.com/office/word/2010/wordprocessingShape" mc:Ignorable="w14 w15 w16se w16cid w16 w16cex w16sdtdh wp14">
   <w:abstractNum w:abstractNumId="0" w15:restartNumberingAfterBreak="0">
     <w:nsid w:val="135D02E8"/>
     <w:multiLevelType w:val="multilevel"/>
@@ -784,10 +854,10 @@
       </w:rPr>
     </w:lvl>
   </w:abstractNum>
-  <w:num w:numId="1">
+  <w:num w:numId="1" w16cid:durableId="1357265932">
     <w:abstractNumId w:val="1"/>
   </w:num>
-  <w:num w:numId="2">
+  <w:num w:numId="2" w16cid:durableId="2134210843">
     <w:abstractNumId w:val="0"/>
   </w:num>
 </w:numbering>
@@ -1304,7 +1374,6 @@
   <w:style w:type="character" w:default="1" w:styleId="Policepardfaut">
     <w:name w:val="Default Paragraph Font"/>
     <w:uiPriority w:val="1"/>
-    <w:semiHidden/>
     <w:unhideWhenUsed/>
   </w:style>
   <w:style w:type="table" w:default="1" w:styleId="TableauNormal">
